--- a/companies/calderwood-partners/Engagements/Garcia-Werner/2012.05.24 - Kickoff Memo - Market Entry Assessment.docx
+++ b/companies/calderwood-partners/Engagements/Garcia-Werner/2012.05.24 - Kickoff Memo - Market Entry Assessment.docx
@@ -4,32 +4,41 @@
   <w:body>
     <w:p>
       <w:r>
-        <w:t>To: Jason Torres, Deborah Gordon</w:t>
+        <w:t>To: Jason Torres and Deborah Gordon</w:t>
+        <w:br/>
+        <w:t>From: James Green</w:t>
+        <w:br/>
+        <w:t>Re: Kickoff, market entry assessment for Garcia-Werner</w:t>
       </w:r>
     </w:p>
     <w:p>
       <w:r>
-        <w:t>From: James Green</w:t>
+        <w:t>We are engaged to assess the market entry for Garcia-Werner. The client wants a board-ready recommendation, not a survey. This memo sets who owns what, so we start in step.</w:t>
       </w:r>
     </w:p>
     <w:p>
       <w:r>
-        <w:t>Re: Garcia-Werner market entry assessment, kickoff and the first weeks</w:t>
+        <w:t>The engagement began on May 21, 2012. Our sponsor on the client side is Mark Villegas, the Chief Financial Officer. Jason Torres holds the relationship; any client question of substance goes to him.</w:t>
       </w:r>
     </w:p>
     <w:p>
       <w:r>
-        <w:t>We are signed, and the market entry assessment for Garcia-Werner starts on May 21, 2012. The objective is narrow enough to state in a line: tell the client whether the new market is worth entering, and, if it is, by which route and at what cost. Three months, one recommendation, built on the client's own figures and on the market as far as we can document it. Our single contact is Mark Villegas, the Chief Financial Officer, and everything that goes to the client goes through him.</w:t>
+        <w:t>The first weeks have one job. We build a shared fact base before we form any view on entry. We do not write conclusions yet. Conclusions come later, and only once the client has agreed the facts they rest on.</w:t>
       </w:r>
     </w:p>
     <w:p>
       <w:r>
-        <w:t>The client already serves a related market and does well in it. The real question is whether the adjacent one is different enough to reward the effort of entering, or similar enough that the same playbook carries over. That distinction is what the whole assessment turns on, and it is the one Mark Villegas keeps coming back to. Keep it in front of you when the data starts to pile up.</w:t>
+        <w:t>The fact base has three parts. The size and shape of the market. The demand behind it. The economics of each way in. We hold each part to a source before we rely on it, and we keep what we know apart from what we assume.</w:t>
       </w:r>
     </w:p>
     <w:p>
       <w:r>
-        <w:t>A word on scope before the work spreads. We size the market and recommend a way in; we do not negotiate an acquisition, sound out partners, or write the operating plan that entry would need later. If any of that is asked for while we are on site, the answer is that we will scope it, not that we have begun it. Keep the work to the assessment we were hired for.</w:t>
+        <w:t>One caution at the start. We are assessing the entry, not deciding it. The decision stays with the client's board. We keep our analysis and our recommendation clearly apart, so the board can weigh the evidence without being handed the answer.</w:t>
+      </w:r>
+    </w:p>
+    <w:p>
+      <w:r>
+        <w:t>The end product is a written assessment and a recommendation, with the workpapers behind them. That is the target we work back from. Everything in the plan below feeds one of those two things, and anything that does not, we drop.</w:t>
       </w:r>
     </w:p>
     <w:p>
@@ -37,7 +46,7 @@
         <w:pStyle w:val="Heading2"/>
       </w:pPr>
       <w:r>
-        <w:t>Lines of Work</w:t>
+        <w:t>How the work divides</w:t>
       </w:r>
     </w:p>
     <w:p>
@@ -45,7 +54,7 @@
         <w:pStyle w:val="ListBullet"/>
       </w:pPr>
       <w:r>
-        <w:t>Market size and attractiveness. I pull the published and industry data and build the picture of the market's size, its growth, and the margins in it. Where two sources disagree, the gap gets flagged in the first pass, not smoothed over later.</w:t>
+        <w:t>Market and demand. Deborah Gordon owns the market sizing and the demand read. She builds the benchmark set first, since most of the analysis leans on it.</w:t>
       </w:r>
     </w:p>
     <w:p>
@@ -53,7 +62,7 @@
         <w:pStyle w:val="ListBullet"/>
       </w:pPr>
       <w:r>
-        <w:t>Competitive ground. We map who holds which position, and where a company with the client's cost base could actually win business rather than merely enter the market.</w:t>
+        <w:t>Entry economics. I own the economics of each way in and the models behind them. Every figure ties back to a source in the file.</w:t>
       </w:r>
     </w:p>
     <w:p>
@@ -61,7 +70,7 @@
         <w:pStyle w:val="ListBullet"/>
       </w:pPr>
       <w:r>
-        <w:t>Customer demand. What a buyer in this market purchases, and why, from the interviews and whatever demand data we can get our hands on.</w:t>
+        <w:t>Client interface. Jason Torres owns the relationship with Mark Villegas and how we present the work. He sets the cadence of the check-ins.</w:t>
       </w:r>
     </w:p>
     <w:p>
@@ -69,7 +78,7 @@
         <w:pStyle w:val="ListBullet"/>
       </w:pPr>
       <w:r>
-        <w:t>Entry options. Jason Torres frames build, buy, and partner, each sized on cost, speed, and risk, so the recommendation rests on a comparison and not on a preference.</w:t>
+        <w:t>Data requests. We route every request to the client through one list, not several. I hold the list and keep it current.</w:t>
       </w:r>
     </w:p>
     <w:p>
@@ -77,15 +86,7 @@
         <w:pStyle w:val="ListBullet"/>
       </w:pPr>
       <w:r>
-        <w:t>Synthesis and recommendation. Deborah Gordon owns the write-up. Nothing reaches the client as a recommendation before the analysis behind it holds together.</w:t>
-      </w:r>
-    </w:p>
-    <w:p>
-      <w:pPr>
-        <w:pStyle w:val="ListBullet"/>
-      </w:pPr>
-      <w:r>
-        <w:t>Client cadence. A short status goes to Mark Villegas on a steady beat, so the client is never left guessing where the work stands.</w:t>
+        <w:t>Engagement file. We keep a shared file from this week. Sources go in as they arrive, so any number we later use can be traced.</w:t>
       </w:r>
     </w:p>
     <w:p>
@@ -93,52 +94,27 @@
         <w:pStyle w:val="Heading2"/>
       </w:pPr>
       <w:r>
-        <w:t>The First Weeks</w:t>
-      </w:r>
-    </w:p>
-    <w:p>
-      <w:pPr>
-        <w:pStyle w:val="ListBullet"/>
-      </w:pPr>
-      <w:r>
-        <w:t>I draft the data request this week, itemized and with the field definitions attached, and Jason Torres reviews it before it goes to Mark Villegas.</w:t>
-      </w:r>
-    </w:p>
-    <w:p>
-      <w:pPr>
-        <w:pStyle w:val="ListBullet"/>
-      </w:pPr>
-      <w:r>
-        <w:t>We agree the interview list, competitors' customers, trade sources, and the client's own commercial staff, before we ask anyone for a calendar slot.</w:t>
-      </w:r>
-    </w:p>
-    <w:p>
-      <w:pPr>
-        <w:pStyle w:val="ListBullet"/>
-      </w:pPr>
-      <w:r>
-        <w:t>Deborah Gordon sets up the synthesis structure now, so findings land in a frame that already exists instead of one thrown together at the end.</w:t>
-      </w:r>
-    </w:p>
-    <w:p>
-      <w:pPr>
-        <w:pStyle w:val="ListBullet"/>
-      </w:pPr>
-      <w:r>
-        <w:t>I will circulate a one-page work plan with the milestones for the three months by early next week, so we are all working to the same calendar.</w:t>
-      </w:r>
-    </w:p>
-    <w:p>
-      <w:pPr>
-        <w:pStyle w:val="ListBullet"/>
-      </w:pPr>
-      <w:r>
-        <w:t>No market size and no entry cost gets quoted to anyone at Garcia-Werner until the underlying data reconciles.</w:t>
+        <w:t>This week</w:t>
       </w:r>
     </w:p>
     <w:p>
       <w:r>
-        <w:t>By the end of the week I want the data request out to Mark Villegas and the interview list agreed among the three of us. With both settled, the first month opens cleanly, and we are not chasing access once the interviews have started.</w:t>
+        <w:t>The priority this week is access. I send the client the first data request today. Deborah Gordon starts the market scan in parallel, so we are not idle while the data comes in. Jason Torres confirms the cadence of the check-ins with Mark Villegas and circulates the schedule to us.</w:t>
+      </w:r>
+    </w:p>
+    <w:p>
+      <w:r>
+        <w:t>We run a standing weekly check-in from next week, internal first and then with the client. It is short. Status, blockers, what we need from them. That keeps the requests to the client on one channel and the answers on the record.</w:t>
+      </w:r>
+    </w:p>
+    <w:p>
+      <w:r>
+        <w:t>I need two things from each of you before we meet again. First, the list of documents your area will need from the client. Second, the contacts you want to interview. Send both to me by Friday, so I can fold them into one request and not several.</w:t>
+      </w:r>
+    </w:p>
+    <w:p>
+      <w:r>
+        <w:t>I will keep the shared file current and post a short index of what has arrived and what is still outstanding, so no one has to ask me twice for the same status, and so Jason Torres has an accurate picture before each check-in with Mark Villegas.</w:t>
       </w:r>
     </w:p>
     <w:sectPr>
